--- a/diplom/Rahbar_xulosasi_Sohinazarov_Sardor.docx
+++ b/diplom/Rahbar_xulosasi_Sohinazarov_Sardor.docx
@@ -61,7 +61,7 @@
         <w:jc w:val="both"/>
       </w:pPr>
       <w:r>
-        <w:t xml:space="preserve">60610600 – “Dasturiy injiniring” yo‘nalishi 315-21 DIo‘ guruhi talabasi Sohinazarov Sardorbek O‘rinboy o‘g‘li tomonidan yozilgan “Real vaqtda xabar almashish imkonini beruvchi “Milliy chat” dasturini ishlab chiqish” mavzusidagi bitiruv malakaviy ishiga</w:t>
+        <w:t xml:space="preserve">60610600 – “Dasturiy injiniring” yo‘nalishi 315-21 DIo‘ guruhi talabasi Sohinazarov Sardorbek O‘rinboy o‘g‘li tomonidan yozilgan “Real vaqtda xabar almashish imkonini beruvchi “Milliy” xabarchi ishlab chiqish” mavzusidagi diplom loyihasiga</w:t>
       </w:r>
     </w:p>
     <w:p>
@@ -84,7 +84,7 @@
         <w:jc w:val="both"/>
       </w:pPr>
       <w:r>
-        <w:t xml:space="preserve">Ushbu bitiruv malakaviy ishi foydalanuvchi ma’lumotlarini o‘z serverida saqlaydigan, shaxsiy va guruh yozishmalarida real vaqtda xabar almashish imkonini beruvchi milliy messenjerni ishlab chiqishga bag‘ishlangan. Muallif to‘liq ishlaydigan veb-ilova yaratgan, u tashkilotlarda ichki muloqot vositasi sifatida amaliy ahamiyatga ega.</w:t>
+        <w:t xml:space="preserve">Ushbu diplom loyihasi foydalanuvchi ma’lumotlarini o‘z serverida saqlaydigan, shaxsiy va guruh yozishmalarida real vaqtda xabar almashish imkonini beruvchi “Milliy” xabarchini ishlab chiqishga bag‘ishlangan. Muallif to‘liq ishlaydigan veb-ilova yaratgan, u tashkilotlarda ichki muloqot vositasi sifatida amaliy ahamiyatga ega.</w:t>
       </w:r>
     </w:p>
     <w:p>
@@ -94,7 +94,7 @@
         <w:jc w:val="both"/>
       </w:pPr>
       <w:r>
-        <w:t xml:space="preserve">Tizim arxitekturasi, ma’lumotlar bazasi modeli va foydalanuvchi rollari UML diagrammalar orqali ifodalangan. Dasturiy yechim .NET 8, ASP.NET Core, SignalR, PostgreSQL va Angular texnologiyalari asosida Clean Architecture tamoyillari bo‘yicha ishlab chiqilgan. Lotin–kirill transliteratsiyasi, tashkilot rejimi va uchdan-uchgacha shifrlangan maxfiy chatlar amalga oshirilgan, dastur Docker’da joylashtirilib, testlar bilan sinalgan.</w:t>
+        <w:t xml:space="preserve">Tizim arxitekturasi, ma’lumotlar bazasi modeli va foydalanuvchi rollari UML diagrammalar orqali ifodalangan. Dasturiy yechim .NET 8, ASP.NET Core, SignalR, PostgreSQL va Angular texnologiyalari asosida Clean Architecture tamoyillari bo‘yicha ishlab chiqilgan. Lotin–kirill transliteratsiyasi, tashkilot rejimi, uchdan-uchgacha shifrlangan maxfiy chatlar, xabarlarga reaksiyalar, bloklash va forum amalga oshirilgan, dastur Docker’da joylashtirilib, testlar bilan sinalgan.</w:t>
       </w:r>
     </w:p>
     <w:p>
@@ -104,7 +104,7 @@
         <w:jc w:val="both"/>
       </w:pPr>
       <w:r>
-        <w:t xml:space="preserve">Ish to‘rtta bobdan iborat bo‘lib, loyihaning nazariy, texnik va amaliy jihatlari bosqichma-bosqich yoritilgan. Talaba mustaqillik va tashabbuskorlik namoyon etgan, kalendar grafikka rioya qilgan.</w:t>
+        <w:t xml:space="preserve">Diplom loyihasi to‘rtta bobdan iborat bo‘lib, loyihaning nazariy, texnik va amaliy jihatlari bosqichma-bosqich yoritilgan. Talaba mustaqillik va tashabbuskorlik namoyon etgan, kalendar grafikka rioya qilgan.</w:t>
       </w:r>
     </w:p>
     <w:p>
@@ -214,7 +214,7 @@
                 <w:b/>
                 <w:bCs/>
               </w:rPr>
-              <w:t xml:space="preserve">“Axborot texnologiyalarining dasturiy ta’minoti” kafedrasi ________________________</w:t>
+              <w:t xml:space="preserve">“Axborot texnologiyalarining dasturiy ta’minoti” kafedrasi dotsenti, t.f.f.d.</w:t>
             </w:r>
           </w:p>
         </w:tc>

--- a/diplom/Rahbar_xulosasi_Sohinazarov_Sardor.docx
+++ b/diplom/Rahbar_xulosasi_Sohinazarov_Sardor.docx
@@ -84,7 +84,7 @@
         <w:jc w:val="both"/>
       </w:pPr>
       <w:r>
-        <w:t xml:space="preserve">Ushbu diplom loyihasi foydalanuvchi ma’lumotlarini o‘z serverida saqlaydigan, shaxsiy va guruh yozishmalarida real vaqtda xabar almashish imkonini beruvchi “Milliy” xabarchini ishlab chiqishga bag‘ishlangan. Muallif to‘liq ishlaydigan veb-ilova yaratgan, u tashkilotlarda ichki muloqot vositasi sifatida amaliy ahamiyatga ega.</w:t>
+        <w:t xml:space="preserve">Ushbu diplom loyihasi foydalanuvchi ma’lumotlarini o‘z serverida saqlaydigan, shaxsiy va guruh yozishmalarida xabarlarni real vaqtda yetkazadigan “Milliy” xabarchini ishlab chiqishga bag‘ishlangan. Muallif to‘liq ishlaydigan veb-ilova yaratgan. Uning chat texnologiyasi Elektron kooperatsiya portalida kompaniyalar o‘rtasidagi chat modulini yaratishda qo‘llanilgan.</w:t>
       </w:r>
     </w:p>
     <w:p>
@@ -94,7 +94,7 @@
         <w:jc w:val="both"/>
       </w:pPr>
       <w:r>
-        <w:t xml:space="preserve">Tizim arxitekturasi, ma’lumotlar bazasi modeli va foydalanuvchi rollari UML diagrammalar orqali ifodalangan. Dasturiy yechim .NET 8, ASP.NET Core, SignalR, PostgreSQL va Angular texnologiyalari asosida Clean Architecture tamoyillari bo‘yicha ishlab chiqilgan. Lotin–kirill transliteratsiyasi, tashkilot rejimi, uchdan-uchgacha shifrlangan maxfiy chatlar, xabarlarga reaksiyalar, bloklash va forum amalga oshirilgan, dastur Docker’da joylashtirilib, testlar bilan sinalgan.</w:t>
+        <w:t xml:space="preserve">Tizim tuzilishi, ma’lumotlar bazasi va foydalanuvchi rollari UML diagrammalar bilan ifodalangan. Server .NET muhitida, Entity Framework asosida, brauzer qismi esa Angular’da yozilgan, xabarlar SignalR orqali yetkaziladi. Lotin–kirill o‘girish, tashkilot rejimi, maxfiy chatlar, xabarlarga reaksiyalar, bloklash va forum amalga oshirilgan. Dasturni joylashtirish uchun Docker’dan foydalanilgan, dastur testlar bilan sinalgan.</w:t>
       </w:r>
     </w:p>
     <w:p>
